--- a/data/outputs/v2/Maths/SS3.3_Vectors_I/Mathematics_Vectors_I_SummaryTable.docx
+++ b/data/outputs/v2/Maths/SS3.3_Vectors_I/Mathematics_Vectors_I_SummaryTable.docx
@@ -38,6 +38,177 @@
           <w:szCs w:val="22"/>
         </w:rPr>
         <w:t xml:space="preserve">Sub-Strand 3.3: Vectors I — Teacher Reference (Pre-filled)</w:t>
+      </w:r>
+    </w:p>
+    <w:p>
+      <w:pPr>
+        <w:spacing w:after="80" w:before="120"/>
+      </w:pPr>
+      <w:r>
+        <w:rPr>
+          <w:rFonts w:ascii="Arial" w:cs="Arial" w:eastAsia="Arial" w:hAnsi="Arial"/>
+          <w:b/>
+          <w:bCs/>
+          <w:color w:val="1F3864"/>
+          <w:sz w:val="20"/>
+          <w:szCs w:val="20"/>
+        </w:rPr>
+        <w:t xml:space="preserve">ATTRIBUTION AND LICENSING</w:t>
+      </w:r>
+    </w:p>
+    <w:p>
+      <w:pPr>
+        <w:spacing w:after="60" w:before="0"/>
+      </w:pPr>
+      <w:r>
+        <w:rPr>
+          <w:rFonts w:ascii="Arial" w:cs="Arial" w:eastAsia="Arial" w:hAnsi="Arial"/>
+          <w:b/>
+          <w:bCs/>
+          <w:sz w:val="17"/>
+          <w:szCs w:val="17"/>
+        </w:rPr>
+        <w:t xml:space="preserve">Curriculum Alignment: </w:t>
+      </w:r>
+      <w:r>
+        <w:rPr>
+          <w:rFonts w:ascii="Arial" w:cs="Arial" w:eastAsia="Arial" w:hAnsi="Arial"/>
+          <w:sz w:val="17"/>
+          <w:szCs w:val="17"/>
+        </w:rPr>
+        <w:t xml:space="preserve">Structured in pedagogical alignment with the competence-based curriculum format and learning outcomes established by the Kenya Institute of Curriculum Development (KICD). This material is independently developed and is not officially endorsed or published by KICD.</w:t>
+      </w:r>
+    </w:p>
+    <w:p>
+      <w:pPr>
+        <w:spacing w:after="60" w:before="0"/>
+      </w:pPr>
+      <w:r>
+        <w:rPr>
+          <w:rFonts w:ascii="Arial" w:cs="Arial" w:eastAsia="Arial" w:hAnsi="Arial"/>
+          <w:b/>
+          <w:bCs/>
+          <w:sz w:val="17"/>
+          <w:szCs w:val="17"/>
+        </w:rPr>
+        <w:t xml:space="preserve">Content &amp; Pedagogy: </w:t>
+      </w:r>
+      <w:r>
+        <w:rPr>
+          <w:rFonts w:ascii="Arial" w:cs="Arial" w:eastAsia="Arial" w:hAnsi="Arial"/>
+          <w:sz w:val="17"/>
+          <w:szCs w:val="17"/>
+        </w:rPr>
+        <w:t xml:space="preserve">Developed and adapted by the educator team at SeaVuria (registered 501(c)(3) in the United States and registered NGO in Kenya, No. 872-850A-BF11), who designed the pedagogical framework, lesson templates and exemplar lessons on which this material is based.</w:t>
+      </w:r>
+    </w:p>
+    <w:p>
+      <w:pPr>
+        <w:spacing w:after="60" w:before="0"/>
+      </w:pPr>
+      <w:r>
+        <w:rPr>
+          <w:rFonts w:ascii="Arial" w:cs="Arial" w:eastAsia="Arial" w:hAnsi="Arial"/>
+          <w:b/>
+          <w:bCs/>
+          <w:sz w:val="17"/>
+          <w:szCs w:val="17"/>
+        </w:rPr>
+        <w:t xml:space="preserve">Production &amp; Layout: </w:t>
+      </w:r>
+      <w:r>
+        <w:rPr>
+          <w:rFonts w:ascii="Arial" w:cs="Arial" w:eastAsia="Arial" w:hAnsi="Arial"/>
+          <w:sz w:val="17"/>
+          <w:szCs w:val="17"/>
+        </w:rPr>
+        <w:t xml:space="preserve">Educational design and curriculum sequencing by SeaVuria. Technical layout, structural formatting, and digital optimization/implementation executed in partnership with ARES Education (registered 501(c)(3) in the United States and Canada (as Afretech Aid) and registered NGO in Kenya), with lesson drafting and compilation assisted by AI (Claude, Anthropic).</w:t>
+      </w:r>
+    </w:p>
+    <w:p>
+      <w:pPr>
+        <w:pBdr>
+          <w:bottom w:val="single" w:color="1F3864" w:sz="6" w:space="6"/>
+        </w:pBdr>
+        <w:spacing w:after="60" w:before="0"/>
+      </w:pPr>
+      <w:r>
+        <w:rPr>
+          <w:rFonts w:ascii="Arial" w:cs="Arial" w:eastAsia="Arial" w:hAnsi="Arial"/>
+          <w:b/>
+          <w:bCs/>
+          <w:sz w:val="17"/>
+          <w:szCs w:val="17"/>
+        </w:rPr>
+        <w:t xml:space="preserve">Licensing &amp; Copyright: </w:t>
+      </w:r>
+      <w:r>
+        <w:rPr>
+          <w:rFonts w:ascii="Arial" w:cs="Arial" w:eastAsia="Arial" w:hAnsi="Arial"/>
+          <w:sz w:val="17"/>
+          <w:szCs w:val="17"/>
+        </w:rPr>
+        <w:t xml:space="preserve">© 2026 SeaVuria and ARES. This work is licensed under a </w:t>
+      </w:r>
+      <w:hyperlink w:history="1" r:id="rId4ydkvubc9zjeaozwdugra">
+        <w:r>
+          <w:rPr>
+            <w:rFonts w:ascii="Arial" w:cs="Arial" w:eastAsia="Arial" w:hAnsi="Arial"/>
+            <w:color w:val="1F6B75"/>
+            <w:sz w:val="17"/>
+            <w:szCs w:val="17"/>
+            <w:u w:val="single" w:color="1F6B75"/>
+          </w:rPr>
+          <w:t xml:space="preserve">Creative Commons Attribution-NonCommercial 4.0 International License</w:t>
+        </w:r>
+      </w:hyperlink>
+      <w:r>
+        <w:rPr>
+          <w:rFonts w:ascii="Arial" w:cs="Arial" w:eastAsia="Arial" w:hAnsi="Arial"/>
+          <w:sz w:val="17"/>
+          <w:szCs w:val="17"/>
+        </w:rPr>
+        <w:t xml:space="preserve"> (</w:t>
+      </w:r>
+      <w:hyperlink w:history="1" r:id="rIdt4ht6gguzwtyvhpf_xlxw">
+        <w:r>
+          <w:rPr>
+            <w:rFonts w:ascii="Arial" w:cs="Arial" w:eastAsia="Arial" w:hAnsi="Arial"/>
+            <w:color w:val="1F6B75"/>
+            <w:sz w:val="17"/>
+            <w:szCs w:val="17"/>
+            <w:u w:val="single" w:color="1F6B75"/>
+          </w:rPr>
+          <w:t xml:space="preserve">CC BY-NC 4.0</w:t>
+        </w:r>
+      </w:hyperlink>
+      <w:r>
+        <w:rPr>
+          <w:rFonts w:ascii="Arial" w:cs="Arial" w:eastAsia="Arial" w:hAnsi="Arial"/>
+          <w:sz w:val="17"/>
+          <w:szCs w:val="17"/>
+        </w:rPr>
+        <w:t xml:space="preserve">). To view a copy of this license, visit </w:t>
+      </w:r>
+      <w:hyperlink w:history="1" r:id="rIdjdcdqtfg7ezqr1xqwqodt">
+        <w:r>
+          <w:rPr>
+            <w:rFonts w:ascii="Arial" w:cs="Arial" w:eastAsia="Arial" w:hAnsi="Arial"/>
+            <w:color w:val="1F6B75"/>
+            <w:sz w:val="17"/>
+            <w:szCs w:val="17"/>
+            <w:u w:val="single" w:color="1F6B75"/>
+          </w:rPr>
+          <w:t xml:space="preserve">https://creativecommons.org/licenses/by-nc/4.0/</w:t>
+        </w:r>
+      </w:hyperlink>
+      <w:r>
+        <w:rPr>
+          <w:rFonts w:ascii="Arial" w:cs="Arial" w:eastAsia="Arial" w:hAnsi="Arial"/>
+          <w:sz w:val="17"/>
+          <w:szCs w:val="17"/>
+        </w:rPr>
+        <w:t xml:space="preserve">. You are free to copy, redistribute, and adapt this material in any medium or format, provided appropriate credit is given and the material is not used for commercial purposes. KICD learning outcomes and curriculum designations reproduced here for alignment purposes remain the property of KICD and are not covered by this license. Linked external resources (e.g. CK-12, Khan Academy, PhET) are subject to their own licenses.</w:t>
       </w:r>
     </w:p>
     <w:p>

--- a/data/outputs/v2/Maths/SS3.3_Vectors_I/Mathematics_Vectors_I_SummaryTable.docx
+++ b/data/outputs/v2/Maths/SS3.3_Vectors_I/Mathematics_Vectors_I_SummaryTable.docx
@@ -38,177 +38,6 @@
           <w:szCs w:val="22"/>
         </w:rPr>
         <w:t xml:space="preserve">Sub-Strand 3.3: Vectors I — Teacher Reference (Pre-filled)</w:t>
-      </w:r>
-    </w:p>
-    <w:p>
-      <w:pPr>
-        <w:spacing w:after="80" w:before="120"/>
-      </w:pPr>
-      <w:r>
-        <w:rPr>
-          <w:rFonts w:ascii="Arial" w:cs="Arial" w:eastAsia="Arial" w:hAnsi="Arial"/>
-          <w:b/>
-          <w:bCs/>
-          <w:color w:val="1F3864"/>
-          <w:sz w:val="20"/>
-          <w:szCs w:val="20"/>
-        </w:rPr>
-        <w:t xml:space="preserve">ATTRIBUTION AND LICENSING</w:t>
-      </w:r>
-    </w:p>
-    <w:p>
-      <w:pPr>
-        <w:spacing w:after="60" w:before="0"/>
-      </w:pPr>
-      <w:r>
-        <w:rPr>
-          <w:rFonts w:ascii="Arial" w:cs="Arial" w:eastAsia="Arial" w:hAnsi="Arial"/>
-          <w:b/>
-          <w:bCs/>
-          <w:sz w:val="17"/>
-          <w:szCs w:val="17"/>
-        </w:rPr>
-        <w:t xml:space="preserve">Curriculum Alignment: </w:t>
-      </w:r>
-      <w:r>
-        <w:rPr>
-          <w:rFonts w:ascii="Arial" w:cs="Arial" w:eastAsia="Arial" w:hAnsi="Arial"/>
-          <w:sz w:val="17"/>
-          <w:szCs w:val="17"/>
-        </w:rPr>
-        <w:t xml:space="preserve">Structured in pedagogical alignment with the competence-based curriculum format and learning outcomes established by the Kenya Institute of Curriculum Development (KICD). This material is independently developed and is not officially endorsed or published by KICD.</w:t>
-      </w:r>
-    </w:p>
-    <w:p>
-      <w:pPr>
-        <w:spacing w:after="60" w:before="0"/>
-      </w:pPr>
-      <w:r>
-        <w:rPr>
-          <w:rFonts w:ascii="Arial" w:cs="Arial" w:eastAsia="Arial" w:hAnsi="Arial"/>
-          <w:b/>
-          <w:bCs/>
-          <w:sz w:val="17"/>
-          <w:szCs w:val="17"/>
-        </w:rPr>
-        <w:t xml:space="preserve">Content &amp; Pedagogy: </w:t>
-      </w:r>
-      <w:r>
-        <w:rPr>
-          <w:rFonts w:ascii="Arial" w:cs="Arial" w:eastAsia="Arial" w:hAnsi="Arial"/>
-          <w:sz w:val="17"/>
-          <w:szCs w:val="17"/>
-        </w:rPr>
-        <w:t xml:space="preserve">Developed and adapted by the educator team at SeaVuria (registered 501(c)(3) in the United States and registered NGO in Kenya, No. 872-850A-BF11), who designed the pedagogical framework, lesson templates and exemplar lessons on which this material is based.</w:t>
-      </w:r>
-    </w:p>
-    <w:p>
-      <w:pPr>
-        <w:spacing w:after="60" w:before="0"/>
-      </w:pPr>
-      <w:r>
-        <w:rPr>
-          <w:rFonts w:ascii="Arial" w:cs="Arial" w:eastAsia="Arial" w:hAnsi="Arial"/>
-          <w:b/>
-          <w:bCs/>
-          <w:sz w:val="17"/>
-          <w:szCs w:val="17"/>
-        </w:rPr>
-        <w:t xml:space="preserve">Production &amp; Layout: </w:t>
-      </w:r>
-      <w:r>
-        <w:rPr>
-          <w:rFonts w:ascii="Arial" w:cs="Arial" w:eastAsia="Arial" w:hAnsi="Arial"/>
-          <w:sz w:val="17"/>
-          <w:szCs w:val="17"/>
-        </w:rPr>
-        <w:t xml:space="preserve">Educational design and curriculum sequencing by SeaVuria. Technical layout, structural formatting, and digital optimization/implementation executed in partnership with ARES Education (registered 501(c)(3) in the United States and Canada (as Afretech Aid) and registered NGO in Kenya), with lesson drafting and compilation assisted by AI (Claude, Anthropic).</w:t>
-      </w:r>
-    </w:p>
-    <w:p>
-      <w:pPr>
-        <w:pBdr>
-          <w:bottom w:val="single" w:color="1F3864" w:sz="6" w:space="6"/>
-        </w:pBdr>
-        <w:spacing w:after="60" w:before="0"/>
-      </w:pPr>
-      <w:r>
-        <w:rPr>
-          <w:rFonts w:ascii="Arial" w:cs="Arial" w:eastAsia="Arial" w:hAnsi="Arial"/>
-          <w:b/>
-          <w:bCs/>
-          <w:sz w:val="17"/>
-          <w:szCs w:val="17"/>
-        </w:rPr>
-        <w:t xml:space="preserve">Licensing &amp; Copyright: </w:t>
-      </w:r>
-      <w:r>
-        <w:rPr>
-          <w:rFonts w:ascii="Arial" w:cs="Arial" w:eastAsia="Arial" w:hAnsi="Arial"/>
-          <w:sz w:val="17"/>
-          <w:szCs w:val="17"/>
-        </w:rPr>
-        <w:t xml:space="preserve">© 2026 SeaVuria and ARES. This work is licensed under a </w:t>
-      </w:r>
-      <w:hyperlink w:history="1" r:id="rId4ydkvubc9zjeaozwdugra">
-        <w:r>
-          <w:rPr>
-            <w:rFonts w:ascii="Arial" w:cs="Arial" w:eastAsia="Arial" w:hAnsi="Arial"/>
-            <w:color w:val="1F6B75"/>
-            <w:sz w:val="17"/>
-            <w:szCs w:val="17"/>
-            <w:u w:val="single" w:color="1F6B75"/>
-          </w:rPr>
-          <w:t xml:space="preserve">Creative Commons Attribution-NonCommercial 4.0 International License</w:t>
-        </w:r>
-      </w:hyperlink>
-      <w:r>
-        <w:rPr>
-          <w:rFonts w:ascii="Arial" w:cs="Arial" w:eastAsia="Arial" w:hAnsi="Arial"/>
-          <w:sz w:val="17"/>
-          <w:szCs w:val="17"/>
-        </w:rPr>
-        <w:t xml:space="preserve"> (</w:t>
-      </w:r>
-      <w:hyperlink w:history="1" r:id="rIdt4ht6gguzwtyvhpf_xlxw">
-        <w:r>
-          <w:rPr>
-            <w:rFonts w:ascii="Arial" w:cs="Arial" w:eastAsia="Arial" w:hAnsi="Arial"/>
-            <w:color w:val="1F6B75"/>
-            <w:sz w:val="17"/>
-            <w:szCs w:val="17"/>
-            <w:u w:val="single" w:color="1F6B75"/>
-          </w:rPr>
-          <w:t xml:space="preserve">CC BY-NC 4.0</w:t>
-        </w:r>
-      </w:hyperlink>
-      <w:r>
-        <w:rPr>
-          <w:rFonts w:ascii="Arial" w:cs="Arial" w:eastAsia="Arial" w:hAnsi="Arial"/>
-          <w:sz w:val="17"/>
-          <w:szCs w:val="17"/>
-        </w:rPr>
-        <w:t xml:space="preserve">). To view a copy of this license, visit </w:t>
-      </w:r>
-      <w:hyperlink w:history="1" r:id="rIdjdcdqtfg7ezqr1xqwqodt">
-        <w:r>
-          <w:rPr>
-            <w:rFonts w:ascii="Arial" w:cs="Arial" w:eastAsia="Arial" w:hAnsi="Arial"/>
-            <w:color w:val="1F6B75"/>
-            <w:sz w:val="17"/>
-            <w:szCs w:val="17"/>
-            <w:u w:val="single" w:color="1F6B75"/>
-          </w:rPr>
-          <w:t xml:space="preserve">https://creativecommons.org/licenses/by-nc/4.0/</w:t>
-        </w:r>
-      </w:hyperlink>
-      <w:r>
-        <w:rPr>
-          <w:rFonts w:ascii="Arial" w:cs="Arial" w:eastAsia="Arial" w:hAnsi="Arial"/>
-          <w:sz w:val="17"/>
-          <w:szCs w:val="17"/>
-        </w:rPr>
-        <w:t xml:space="preserve">. You are free to copy, redistribute, and adapt this material in any medium or format, provided appropriate credit is given and the material is not used for commercial purposes. KICD learning outcomes and curriculum designations reproduced here for alignment purposes remain the property of KICD and are not covered by this license. Linked external resources (e.g. CK-12, Khan Academy, PhET) are subject to their own licenses.</w:t>
       </w:r>
     </w:p>
     <w:p>
@@ -1848,6 +1677,185 @@
         </w:tc>
       </w:tr>
     </w:tbl>
+    <w:p>
+      <w:pPr>
+        <w:spacing w:after="120"/>
+      </w:pPr>
+      <w:r>
+        <w:t xml:space="preserve"/>
+      </w:r>
+    </w:p>
+    <w:p>
+      <w:pPr>
+        <w:spacing w:after="80" w:before="120"/>
+      </w:pPr>
+      <w:r>
+        <w:rPr>
+          <w:rFonts w:ascii="Arial" w:cs="Arial" w:eastAsia="Arial" w:hAnsi="Arial"/>
+          <w:b/>
+          <w:bCs/>
+          <w:color w:val="1F3864"/>
+          <w:sz w:val="20"/>
+          <w:szCs w:val="20"/>
+        </w:rPr>
+        <w:t xml:space="preserve">ATTRIBUTION AND LICENSING</w:t>
+      </w:r>
+    </w:p>
+    <w:p>
+      <w:pPr>
+        <w:spacing w:after="60" w:before="0"/>
+      </w:pPr>
+      <w:r>
+        <w:rPr>
+          <w:rFonts w:ascii="Arial" w:cs="Arial" w:eastAsia="Arial" w:hAnsi="Arial"/>
+          <w:b/>
+          <w:bCs/>
+          <w:sz w:val="17"/>
+          <w:szCs w:val="17"/>
+        </w:rPr>
+        <w:t xml:space="preserve">Curriculum Alignment: </w:t>
+      </w:r>
+      <w:r>
+        <w:rPr>
+          <w:rFonts w:ascii="Arial" w:cs="Arial" w:eastAsia="Arial" w:hAnsi="Arial"/>
+          <w:sz w:val="17"/>
+          <w:szCs w:val="17"/>
+        </w:rPr>
+        <w:t xml:space="preserve">Structured in pedagogical alignment with the competence-based curriculum format and learning outcomes established by the Kenya Institute of Curriculum Development (KICD). This material is independently developed and is not officially endorsed or published by KICD.</w:t>
+      </w:r>
+    </w:p>
+    <w:p>
+      <w:pPr>
+        <w:spacing w:after="60" w:before="0"/>
+      </w:pPr>
+      <w:r>
+        <w:rPr>
+          <w:rFonts w:ascii="Arial" w:cs="Arial" w:eastAsia="Arial" w:hAnsi="Arial"/>
+          <w:b/>
+          <w:bCs/>
+          <w:sz w:val="17"/>
+          <w:szCs w:val="17"/>
+        </w:rPr>
+        <w:t xml:space="preserve">Content &amp; Pedagogy: </w:t>
+      </w:r>
+      <w:r>
+        <w:rPr>
+          <w:rFonts w:ascii="Arial" w:cs="Arial" w:eastAsia="Arial" w:hAnsi="Arial"/>
+          <w:sz w:val="17"/>
+          <w:szCs w:val="17"/>
+        </w:rPr>
+        <w:t xml:space="preserve">Developed and adapted by the educator team at SeaVuria (registered 501(c)(3) in the United States and registered NGO in Kenya, No. 872-850A-BF11), who designed the pedagogical framework, lesson templates and exemplar lessons on which this material is based.</w:t>
+      </w:r>
+    </w:p>
+    <w:p>
+      <w:pPr>
+        <w:spacing w:after="60" w:before="0"/>
+      </w:pPr>
+      <w:r>
+        <w:rPr>
+          <w:rFonts w:ascii="Arial" w:cs="Arial" w:eastAsia="Arial" w:hAnsi="Arial"/>
+          <w:b/>
+          <w:bCs/>
+          <w:sz w:val="17"/>
+          <w:szCs w:val="17"/>
+        </w:rPr>
+        <w:t xml:space="preserve">Production &amp; Layout: </w:t>
+      </w:r>
+      <w:r>
+        <w:rPr>
+          <w:rFonts w:ascii="Arial" w:cs="Arial" w:eastAsia="Arial" w:hAnsi="Arial"/>
+          <w:sz w:val="17"/>
+          <w:szCs w:val="17"/>
+        </w:rPr>
+        <w:t xml:space="preserve">Educational design and curriculum sequencing by SeaVuria. Technical layout, structural formatting, and digital optimization/implementation executed in partnership with ARES Education (registered 501(c)(3) in the United States and Canada (as Afretech Aid) and registered NGO in Kenya), with lesson drafting and compilation assisted by AI (Claude, Anthropic).</w:t>
+      </w:r>
+    </w:p>
+    <w:p>
+      <w:pPr>
+        <w:pBdr>
+          <w:bottom w:val="single" w:color="1F3864" w:sz="6" w:space="6"/>
+        </w:pBdr>
+        <w:spacing w:after="60" w:before="0"/>
+      </w:pPr>
+      <w:r>
+        <w:rPr>
+          <w:rFonts w:ascii="Arial" w:cs="Arial" w:eastAsia="Arial" w:hAnsi="Arial"/>
+          <w:b/>
+          <w:bCs/>
+          <w:sz w:val="17"/>
+          <w:szCs w:val="17"/>
+        </w:rPr>
+        <w:t xml:space="preserve">Licensing &amp; Copyright: </w:t>
+      </w:r>
+      <w:r>
+        <w:rPr>
+          <w:rFonts w:ascii="Arial" w:cs="Arial" w:eastAsia="Arial" w:hAnsi="Arial"/>
+          <w:sz w:val="17"/>
+          <w:szCs w:val="17"/>
+        </w:rPr>
+        <w:t xml:space="preserve">© 2026 SeaVuria and ARES. This work is licensed under a </w:t>
+      </w:r>
+      <w:hyperlink w:history="1" r:id="rIda77iddduogbw3xge6fcrd">
+        <w:r>
+          <w:rPr>
+            <w:rFonts w:ascii="Arial" w:cs="Arial" w:eastAsia="Arial" w:hAnsi="Arial"/>
+            <w:color w:val="1F6B75"/>
+            <w:sz w:val="17"/>
+            <w:szCs w:val="17"/>
+            <w:u w:val="single" w:color="1F6B75"/>
+          </w:rPr>
+          <w:t xml:space="preserve">Creative Commons Attribution-NonCommercial 4.0 International License</w:t>
+        </w:r>
+      </w:hyperlink>
+      <w:r>
+        <w:rPr>
+          <w:rFonts w:ascii="Arial" w:cs="Arial" w:eastAsia="Arial" w:hAnsi="Arial"/>
+          <w:sz w:val="17"/>
+          <w:szCs w:val="17"/>
+        </w:rPr>
+        <w:t xml:space="preserve"> (</w:t>
+      </w:r>
+      <w:hyperlink w:history="1" r:id="rIdamdirxom7ayb_akd_tj_j">
+        <w:r>
+          <w:rPr>
+            <w:rFonts w:ascii="Arial" w:cs="Arial" w:eastAsia="Arial" w:hAnsi="Arial"/>
+            <w:color w:val="1F6B75"/>
+            <w:sz w:val="17"/>
+            <w:szCs w:val="17"/>
+            <w:u w:val="single" w:color="1F6B75"/>
+          </w:rPr>
+          <w:t xml:space="preserve">CC BY-NC 4.0</w:t>
+        </w:r>
+      </w:hyperlink>
+      <w:r>
+        <w:rPr>
+          <w:rFonts w:ascii="Arial" w:cs="Arial" w:eastAsia="Arial" w:hAnsi="Arial"/>
+          <w:sz w:val="17"/>
+          <w:szCs w:val="17"/>
+        </w:rPr>
+        <w:t xml:space="preserve">). To view a copy of this license, visit </w:t>
+      </w:r>
+      <w:hyperlink w:history="1" r:id="rId7wvakkr-ofgweigtxwh3f">
+        <w:r>
+          <w:rPr>
+            <w:rFonts w:ascii="Arial" w:cs="Arial" w:eastAsia="Arial" w:hAnsi="Arial"/>
+            <w:color w:val="1F6B75"/>
+            <w:sz w:val="17"/>
+            <w:szCs w:val="17"/>
+            <w:u w:val="single" w:color="1F6B75"/>
+          </w:rPr>
+          <w:t xml:space="preserve">https://creativecommons.org/licenses/by-nc/4.0/</w:t>
+        </w:r>
+      </w:hyperlink>
+      <w:r>
+        <w:rPr>
+          <w:rFonts w:ascii="Arial" w:cs="Arial" w:eastAsia="Arial" w:hAnsi="Arial"/>
+          <w:sz w:val="17"/>
+          <w:szCs w:val="17"/>
+        </w:rPr>
+        <w:t xml:space="preserve">. You are free to copy, redistribute, and adapt this material in any medium or format, provided appropriate credit is given and the material is not used for commercial purposes. KICD learning outcomes and curriculum designations reproduced here for alignment purposes remain the property of KICD and are not covered by this license. Linked external resources (e.g. CK-12, Khan Academy, PhET) are subject to their own licenses.</w:t>
+      </w:r>
+    </w:p>
     <w:sectPr>
       <w:pgSz w:w="15840" w:h="12240" w:orient="landscape"/>
       <w:pgMar w:top="1080" w:right="1080" w:bottom="1080" w:left="1080" w:header="708" w:footer="708" w:gutter="0"/>

--- a/data/outputs/v2/Maths/SS3.3_Vectors_I/Mathematics_Vectors_I_SummaryTable.docx
+++ b/data/outputs/v2/Maths/SS3.3_Vectors_I/Mathematics_Vectors_I_SummaryTable.docx
@@ -532,7 +532,7 @@
                 <w:sz w:val="18"/>
                 <w:szCs w:val="18"/>
               </w:rPr>
-              <w:t xml:space="preserve">What Is a Vector? Quantities That Have Direction</w:t>
+              <w:t xml:space="preserve">Scalars vs. Vectors — Launching the Ferry Problem</w:t>
             </w:r>
           </w:p>
         </w:tc>
@@ -564,7 +564,7 @@
                 <w:sz w:val="18"/>
                 <w:szCs w:val="18"/>
               </w:rPr>
-              <w:t xml:space="preserve">Students observed that some quantities — such as the ferry's push across Lake Victoria — cannot be fully described by a number alone. Using a class activity with arrows drawn on grid paper, students compared a scalar (e.g., the temperature in Kisumu: 28 °C) with a vector (e.g., the wind blowing 15 km/h due south). They noted that the arrow's length represented magnitude and its head represented direction. The anchoring phenomenon was introduced: the Kisumu ferry departed on a straight heading toward Mbita but arrived off-course because the lake current pushed it sideways.</w:t>
+              <w:t xml:space="preserve">A passenger ferry departed Kisumu heading due east toward Mbita but arrived far south of the intended destination because a southward lake current was also acting on the vessel at the same time.</w:t>
             </w:r>
           </w:p>
         </w:tc>
@@ -596,7 +596,7 @@
                 <w:sz w:val="18"/>
                 <w:szCs w:val="18"/>
               </w:rPr>
-              <w:t xml:space="preserve">Students learned that a vector is a quantity that has both magnitude (size) and direction, and that scalars have magnitude only. They identified real-world Kenyan examples: a matatu's speed is a scalar, but its velocity (speed + direction along Nairobi–Nakuru highway) is a vector. They also learned that vectors are represented as directed line segments (arrows), that equal vectors have the same magnitude and direction regardless of starting point, and that a negative vector reverses direction while keeping the same magnitude.</w:t>
+              <w:t xml:space="preserve">Quantities that have only magnitude are called scalars. Quantities that have both magnitude and direction are called vectors. Direction is not optional information — it is mathematically essential for describing motion, force, and displacement.</w:t>
             </w:r>
           </w:p>
         </w:tc>
@@ -628,7 +628,7 @@
                 <w:sz w:val="18"/>
                 <w:szCs w:val="18"/>
               </w:rPr>
-              <w:t xml:space="preserve">Teacher should emphasise that the ferry problem cannot be solved with arithmetic alone — the lake current and the engine thrust are both vectors, so the ferry's true path is the combined effect of two directed quantities. Cold-call students to distinguish scalars from vectors using at least three local examples (e.g., mass of a sack of maize vs. force applied to push it; distance walked vs. displacement from Kisumu Bus Station to Jomo Kenyatta Sports Ground). Reinforce that direction is non-negotiable: ignoring it is precisely why the ferry missed Mbita. Provide 5–8 seconds of wait time before accepting answers. Pedagogical note: use a physical demonstration — have a student walk three steps east, then the wind (teacher) nudges them two steps south; ask the class where they ended up. This embeds the phenomenon kinesthetically.</w:t>
+              <w:t xml:space="preserve">The ferry missed Mbita because the engine thrust (a vector pointing east) and the lake current (a vector pointing south) both acted simultaneously. Since direction matters, the two pushes combined to produce a resultant journey that was neither purely east nor purely south — but diagonally south-east, landing the ferry at the wrong point on the shore.</w:t>
             </w:r>
           </w:p>
         </w:tc>
@@ -713,7 +713,7 @@
                 <w:sz w:val="18"/>
                 <w:szCs w:val="18"/>
               </w:rPr>
-              <w:t xml:space="preserve">Students observed how the ferry's engine thrust and the lake current, previously described only in words and arrows, could be written as precise column vectors on a Cartesian grid overlaid on a simplified map of Lake Victoria. For example, the engine thrust was represented as (8 / 0) (8 km east, 0 km north) and the lake current as (0 / −3) (0 km east, 3 km south). Students also plotted position vectors from the origin (Kisumu Port) to several landmark points — Mbita, Rusinga Island, and Homa Bay — reading off column vectors from their coordinates.</w:t>
+              <w:t xml:space="preserve">Learners observed that any directed arrow on a grid can be fully described by counting its horizontal steps (right positive, left negative) and vertical steps (up positive, down negative), and recording these as a column vector. They observed that the ferry's engine thrust produces a column vector of (20, 0) — eastward only — while the lake current produces (0, −8) — southward only — and that these two separate column vectors sit inside the same ferry diagram.</w:t>
             </w:r>
           </w:p>
         </w:tc>
@@ -745,7 +745,7 @@
                 <w:sz w:val="18"/>
                 <w:szCs w:val="18"/>
               </w:rPr>
-              <w:t xml:space="preserve">Students learned that a column vector (x / y) uses a top entry for horizontal displacement and a bottom entry for vertical displacement, with sign indicating direction (positive = right/up; negative = left/down). They learned that a position vector describes the location of a point relative to a fixed origin. They practised converting arrow diagrams to column vectors and vice versa, and they identified that two vectors are equal if and only if their column vectors are identical — confirming that equal vectors need not start at the same point.</w:t>
+              <w:t xml:space="preserve">Learners learned that a column vector is a precise mathematical notation that captures both the magnitude and direction of a vector using two signed components. They learned that a position vector describes the location of a point relative to an origin, written in column vector form. They connected these ideas to the ferry scenario by writing the position vector of Mbita as (60, 0) and recognising that the ferry's actual landing point has a non-zero negative bottom entry — a direct mathematical consequence of the southward current.</w:t>
             </w:r>
           </w:p>
         </w:tc>
@@ -777,7 +777,7 @@
                 <w:sz w:val="18"/>
                 <w:szCs w:val="18"/>
               </w:rPr>
-              <w:t xml:space="preserve">Teacher should display a large grid map of Lake Victoria on the board and ask students: 'If the engine pushes the ferry 8 km due east, what is the column vector?' (Answer: (8 / 0).) Then ask: 'The current pushes it 3 km due south — what is that vector?' (Answer: (0 / −3).) Cold-call at least four students to write column vectors for different journeys on the grid. Pedagogical note: stress sign conventions rigorously here — a single sign error is enough to send the ferry in the wrong direction. Reinforce that the column vector is not a coordinate pair but a displacement instruction. Wait time of 6 seconds is recommended before cold-calling on sign questions. Connect back to the DQ: the captain needs both of these column vectors before any calculation can begin.</w:t>
+              <w:t xml:space="preserve">Learners explained why the captain's intended path can be written as (60, 0) — with no vertical component — while the actual journey must include a negative vertical component due to the current. They articulated that column vector notation is the mathematical language needed to describe the ferry's drift precisely, and that combining the engine vector and the current vector into one resultant vector is the next mathematical step — which they identified as vector addition.</w:t>
             </w:r>
           </w:p>
         </w:tc>
@@ -862,7 +862,7 @@
                 <w:sz w:val="18"/>
                 <w:szCs w:val="18"/>
               </w:rPr>
-              <w:t xml:space="preserve">Students observed two physical demonstrations: (1) a tip-to-tail walk on the classroom floor where one student walked the engine-thrust vector (8 steps east) and then a second student continued from that endpoint with the current vector (3 steps south), arriving at the resultant endpoint — illustrating the triangle law; (2) on grid paper, students drew both vectors from the same starting point and completed the parallelogram, confirming that the diagonal gave the same resultant. Both methods produced the resultant vector (8 / −3) for the ferry scenario.</w:t>
+              <w:t xml:space="preserve">Learners observed two simultaneous vector diagrams of the Kisumu–Mbita ferry — an eastward engine thrust (20 km/h) and a southward current (8 km/h) — and constructed both the triangle-law and parallelogram-law diagrams on grid paper, measuring the resultant arrow's length and direction with rulers and protractors.</w:t>
             </w:r>
           </w:p>
         </w:tc>
@@ -894,7 +894,7 @@
                 <w:sz w:val="18"/>
                 <w:szCs w:val="18"/>
               </w:rPr>
-              <w:t xml:space="preserve">Students learned that the triangle law states: place vectors tip-to-tail; the resultant is the vector from the free tail to the free tip. The parallelogram law states: place both vectors tail-to-tail; the resultant is the diagonal of the completed parallelogram. Both laws always give the same resultant. Students practised adding column vectors algebraically — adding corresponding components: (a / b) + (c / d) = (a+c / b+d) — and verified graphically. They also learned that vector addition is commutative (a + b = b + a) and associative.</w:t>
+              <w:t xml:space="preserve">Learners learned that two vectors can be combined into a single resultant vector using the triangle law (tip-to-tail) or the parallelogram law (diagonal of adjacent sides), that both methods yield the same resultant, that the magnitude can be calculated using the Pythagorean theorem (|R| = √(20² + 8²) ≈ 21.5 km/h), and that the direction is found using arctan (θ = arctan(8/20) ≈ 21.8° south of east).</w:t>
             </w:r>
           </w:p>
         </w:tc>
@@ -926,7 +926,7 @@
                 <w:sz w:val="18"/>
                 <w:szCs w:val="18"/>
               </w:rPr>
-              <w:t xml:space="preserve">Teacher should ask: 'Using the triangle law, where does the ferry actually end up if the engine pushes (8 / 0) and the current pulls (0 / −3)?' Guide students to compute (8 / 0) + (0 / −3) = (8 / −3). Cold-call three students to add different vector pairs representing other Lake Victoria journeys (e.g., supply boat from Kisumu to Homa Bay with a northward current). Pedagogical note: many students confuse the resultant direction (the diagonal) with one of the component vectors — use a contrasting colour for the resultant arrow and emphasise it is a new vector, not merely a longer version of one component. Wait 7 seconds after posing the parallelogram question before accepting responses. Tie back to DQ: the captain must add the engine vector and current vector to predict the true resultant path.</w:t>
+              <w:t xml:space="preserve">Learners explained that the Kisumu ferry missed Mbita because the southward current vector combined with the eastward engine vector to produce a resultant displacement directed approximately 21.8° south of east — the ferry did not travel due east but along the resultant path, landing south of the intended destination by a calculable amount.</w:t>
             </w:r>
           </w:p>
         </w:tc>
@@ -979,7 +979,7 @@
                 <w:sz w:val="18"/>
                 <w:szCs w:val="18"/>
               </w:rPr>
-              <w:t xml:space="preserve">Vector Subtraction and the Negative Vector</w:t>
+              <w:t xml:space="preserve">Subtraction of Vectors and the Zero Vector — Charting the Correction Course Back to Mbita</w:t>
             </w:r>
           </w:p>
         </w:tc>
@@ -1011,7 +1011,7 @@
                 <w:sz w:val="18"/>
                 <w:szCs w:val="18"/>
               </w:rPr>
-              <w:t xml:space="preserve">Students observed that subtracting a vector is equivalent to adding its negative (reverse). Using the ferry scenario, they explored: 'If the ferry arrives at point R = (8 / −3) but wanted to reach Mbita at M = (8 / 0), what correction vector is needed?' They plotted both endpoints on a grid, drew the arrow from R to M, and read off the correction vector (0 / 3) — a northward push equal and opposite to the current. They verified that M − R = (8 / 0) − (8 / −3) = (0 / 3).</w:t>
+              <w:t xml:space="preserve">The ferry landed at point L, which is 16 km south of Mbita (point M), after the engine vector and current vector were combined. A dashed arrow on the diagram connected L to M and had unknown components. A Nakuru farmer also overshot a maize store when pulling a rope cart, landing at the wrong point.</w:t>
             </w:r>
           </w:p>
         </w:tc>
@@ -1043,7 +1043,7 @@
                 <w:sz w:val="18"/>
                 <w:szCs w:val="18"/>
               </w:rPr>
-              <w:t xml:space="preserve">Students learned that the negative of a vector reverses its direction while keeping its magnitude: if a = (x / y) then −a = (−x / −y). Vector subtraction a − b is defined as a + (−b). They applied subtraction to find unknown vectors in journeys: given two position vectors, the displacement vector between them equals the destination position vector minus the start position vector. This was applied to multi-stop routes on Lake Victoria (e.g., Kisumu → Kendu Bay → Mbita) to find missing legs of the journey.</w:t>
+              <w:t xml:space="preserve">The negative of a vector reverses its direction while keeping the same magnitude. The zero vector results from adding a vector to its negative and represents no net displacement — a round trip. Vector subtraction a - b is the same as a + (-b) and is carried out component by component in column vector notation. The correction vector from L to M equals the column vector (0 above 16), found by subtracting the position vector of L from the position vector of M.</w:t>
             </w:r>
           </w:p>
         </w:tc>
@@ -1075,7 +1075,7 @@
                 <w:sz w:val="18"/>
                 <w:szCs w:val="18"/>
               </w:rPr>
-              <w:t xml:space="preserve">Teacher should write on the board: 'The ferry's engine produces vector e. The current produces vector c. The ferry wants to end up at Mbita. What vector must the captain aim for?' Lead students to see that the required engine vector equals the desired resultant minus the current: e = resultant − c. Cold-call five students to solve subtraction problems involving position vectors of named Kenyan lake ports. Pedagogical note: insist on algebraic working alongside the diagram — students who draw without algebra often make sign errors. Emphasise that the negative vector is geometrically the same arrow flipped 180°. Wait time: 8 seconds for subtraction problems. Connect to DQ: the captain can now calculate the exact correction needed to counteract any current.</w:t>
+              <w:t xml:space="preserve">The captain can calculate exactly what correction vector is needed to guide the ferry from its wrong landing point to Mbita by subtracting position vectors. The mathematics of vector subtraction gives a precise, reproducible tool for correcting any navigation error caused by drift — whether from a lake current, ocean tide, or wind — and ensures the ferry can always reach the right destination.</w:t>
             </w:r>
           </w:p>
         </w:tc>
@@ -1160,7 +1160,7 @@
                 <w:sz w:val="18"/>
                 <w:szCs w:val="18"/>
               </w:rPr>
-              <w:t xml:space="preserve">Students observed the effect of multiplying the ferry's engine vector by different scalars. Starting with the engine vector e = (4 / 0), they computed 2e = (8 / 0), 3e = (12 / 0), and −1e = (−4 / 0), then drew all results on grid paper. They noticed that positive scalar multiples stretched the vector along the same line (eastward) while negative scalars reversed it (westward). Students also compared e = (2 / 3) and f = (6 / 9) and discovered that f = 3e — both vectors point in the same direction, confirming they are parallel.</w:t>
+              <w:t xml:space="preserve">Learners drew scaled vectors geometrically (v, 2v, −v) using ruler and scale, calculated scalar multiples of column vectors (2p, −3q, ½r), and tested four vector pairs for parallelism by finding scalar k — including identifying a non-parallel pair (e and f) where component ratios were unequal.</w:t>
             </w:r>
           </w:p>
         </w:tc>
@@ -1192,7 +1192,7 @@
                 <w:sz w:val="18"/>
                 <w:szCs w:val="18"/>
               </w:rPr>
-              <w:t xml:space="preserve">Multiplying a vector by a positive scalar scales its magnitude while preserving its direction; multiplying by a negative scalar reverses the direction. For vector a = (x / y) and scalar k: ka = (kx / ky). Two vectors are parallel if and only if one is a scalar multiple of the other. Parallel vectors pointing the same way have a positive scalar; anti-parallel vectors have a negative scalar. Students learned to test for parallelism algebraically and to find unknown scalars. Practical application: a ferry travelling at double speed in the same direction has a velocity vector that is a scalar multiple (k = 2) of its original velocity vector.</w:t>
+              <w:t xml:space="preserve">Multiplying a vector by a positive scalar scales its magnitude while preserving its direction; multiplying by a negative scalar reverses the direction; two vectors are parallel if and only if one is a scalar multiple of the other (with the sign of k indicating same or opposite sense); these operations model real changes in the ferry scenario such as a stronger current or increased engine thrust.</w:t>
             </w:r>
           </w:p>
         </w:tc>
@@ -1224,7 +1224,7 @@
                 <w:sz w:val="18"/>
                 <w:szCs w:val="18"/>
               </w:rPr>
-              <w:t xml:space="preserve">Teacher should pose: 'The Mbita supply boat travels with velocity vector (3 / 2). A faster cargo vessel travels with velocity vector (9 / 6). Are they moving in the same direction?' Guide students to check (9 / 6) = 3 × (3 / 2) — yes, parallel, same direction. Cold-call four students with similar parallel/non-parallel tests using Kenya-relevant contexts (e.g., two fishing boats on Lake Victoria, two lorries on the Kisumu–Nairobi highway). Pedagogical note: students often confuse 'parallel vectors' with 'equal vectors' — stress that parallel vectors share direction (or opposite direction) but need not have equal magnitude. Wait time: 6 seconds. Connect to DQ: scalar multiplication allows the captain to model what happens if the current doubles in strength — the correction vector must also scale accordingly.</w:t>
+              <w:t xml:space="preserve">Learners explained why the Kisumu ferry would drift even further south if the lake current were scaled up (e.g., 1.5c or 2c), calculated the resulting drift distance using scalar multiplication, identified the engine's original and increased thrust vectors as parallel (same direction, different magnitude), and recorded a Captain's Advisory quantifying the increased south-drift for a doubled current.</w:t>
             </w:r>
           </w:p>
         </w:tc>
@@ -1309,7 +1309,7 @@
                 <w:sz w:val="18"/>
                 <w:szCs w:val="18"/>
               </w:rPr>
-              <w:t xml:space="preserve">Students observed that after adding the engine vector (8 / 0) and the current vector (0 / −3) to get the resultant (8 / −3), the arrow on the grid clearly travelled a longer path than simply 8 km east. Using rulers on their grid paper, they measured the resultant arrow's length and compared it to 8 cm. They then applied the Pythagorean theorem to a right triangle formed by the horizontal component (8) and vertical component (3), computing √(8² + 3²) = √(64 + 9) = √73 ≈ 8.54 km. The ferry actually travelled approximately 8.54 km, not 8 km.</w:t>
+              <w:t xml:space="preserve">The ferry departed Kisumu heading due east at 20 km/h while a southward Lake Victoria current of 8 km/h simultaneously pushed it off course. The resultant journey formed a right-angled triangle with legs of 20 km/h (east) and 8 km/h (south).</w:t>
             </w:r>
           </w:p>
         </w:tc>
@@ -1341,7 +1341,7 @@
                 <w:sz w:val="18"/>
                 <w:szCs w:val="18"/>
               </w:rPr>
-              <w:t xml:space="preserve">The magnitude of a vector v = (x / y) is |v| = √(x² + y²), derived directly from the Pythagorean theorem. Magnitude is always non-negative. Students practised calculating magnitudes for a range of vectors representing Lake Victoria journeys, including cases with non-integer answers. They also learned that two vectors can have different directions but equal magnitude (e.g., (3 / 4) and (−3 / 4) both have magnitude 5). The unit of magnitude inherits the unit of the original vector (km, m/s, N, etc.).</w:t>
+              <w:t xml:space="preserve">The magnitude of a resultant vector formed from two perpendicular components is calculated using the Pythagorean theorem: |v| = √(x² + y²). For the ferry, |v| = √(20² + 8²) = √464 ≈ 21.5 km/h, meaning over 3 hours the ferry actually travelled approximately 64.6 km — not the 60 km straight-line engine distance.</w:t>
             </w:r>
           </w:p>
         </w:tc>
@@ -1373,7 +1373,7 @@
                 <w:sz w:val="18"/>
                 <w:szCs w:val="18"/>
               </w:rPr>
-              <w:t xml:space="preserve">Teacher should ask: 'The ferry captain reported travelling 8 km — but the lake current also moved the ferry 3 km south. Did the ferry actually travel 8 km, or more?' After students compute √73 ≈ 8.54 km, emphasise that the captain underestimated the distance because they ignored the current's contribution. Cold-call three students to calculate magnitudes for other journeys (e.g., a boat with resultant vector (5 / 12) — magnitude 13; a wind vector (−6 / 8) — magnitude 10). Pedagogical note: require students to draw the right triangle alongside every calculation — this cements the geometric meaning of the formula and prevents rote application. Wait time: 7 seconds. Connect to DQ: knowing the actual distance travelled helps the captain calculate fuel consumption and arrival time more accurately.</w:t>
+              <w:t xml:space="preserve">Because the engine thrust (east) and the current (south) are perpendicular directed quantities, they combine as the two legs of a right-angled triangle. The actual path of the ferry is the hypotenuse of that triangle. Pythagoras gives us the exact length of the hypotenuse — and therefore the true distance travelled. This is why simply adding 20 and 8 is mathematically wrong: direction forces us to use squares and square roots, not plain addition.</w:t>
             </w:r>
           </w:p>
         </w:tc>
@@ -1458,7 +1458,7 @@
                 <w:sz w:val="18"/>
                 <w:szCs w:val="18"/>
               </w:rPr>
-              <w:t xml:space="preserve">Students observed a scenario in which the ferry made stops at three ports — Kisumu (K), an intermediate point P, and Mbita (M) — and were given position vectors for all three. Using these, they computed vectors KP and KM and tested whether KM = k · KP for some scalar k. In one case the points were collinear (all three on the same straight route along the lake shore); in another, P was off the direct route, producing vectors that were not scalar multiples and confirming non-collinearity. Students also traced multi-leg vector paths (K → P → M) and expressed them as a single vector sum.</w:t>
+              <w:t xml:space="preserve">Students observed that when three ports — Kisumu K(0,0), Kendu Bay B(4,2), and Mbita M(8,4) — are plotted on a coordinate grid, the vectors KB and KM appear to lie along the same straight line. They also observed that for a second set of ports P(1,3), Q(3,7), R(5,10), the visual alignment is less obvious, requiring algebraic confirmation.</w:t>
             </w:r>
           </w:p>
         </w:tc>
@@ -1490,7 +1490,7 @@
                 <w:sz w:val="18"/>
                 <w:szCs w:val="18"/>
               </w:rPr>
-              <w:t xml:space="preserve">Students learned that three points A, B, C are collinear if and only if vector AB and vector AC are parallel (i.e., one is a scalar multiple of the other). The test: express both vectors as column vectors from a common point and check whether AB = k · AC. They also practised constructing vector paths: the vector from A to C via B equals vector AB + vector BC (tip-to-tail). Students applied this to trace ferry routes with multiple stops and to verify whether three GPS waypoints on Lake Victoria lie on a straight course.</w:t>
+              <w:t xml:space="preserve">Students learned that three points are collinear if and only if the vectors connecting them from a common point are scalar multiples of each other — meaning one vector is a stretched or shrunk version of the other in exactly the same direction. They also learned that a multi-stop ferry journey can be expressed as a vector chain (the sum of sequential displacement vectors), and that this chain simplifies to a single resultant displacement vector from start to finish.</w:t>
             </w:r>
           </w:p>
         </w:tc>
@@ -1522,7 +1522,7 @@
                 <w:sz w:val="18"/>
                 <w:szCs w:val="18"/>
               </w:rPr>
-              <w:t xml:space="preserve">Teacher should display three points on a Lake Victoria map grid and ask: 'Can the ferry travel in a perfectly straight line through all three ports, or must it turn?' Students compute the relevant vectors and test the scalar multiple condition. Cold-call five students — vary cases between collinear and non-collinear to keep all students alert. Pedagogical note: a common error is testing AB and BC (consecutive vectors) instead of AB and AC (vectors from a common point) — explicitly demonstrate why the common-point test is the correct method. Provide the counter-example on the board. Wait time: 8 seconds before cold-calling on the scalar-multiple test. Connect to DQ: a captain planning a multi-stop route across Lake Victoria must know whether waypoints are collinear to determine if turning is required.</w:t>
+              <w:t xml:space="preserve">Students explained that the Kisumu ferry captain can use the scalar multiple collinearity test to verify before sailing whether a planned multi-stop route is truly a straight-line path, avoiding unnecessary course corrections. They also explained that by expressing the full journey as a vector chain, the captain can calculate the exact total displacement from port of departure to final destination — without needing to measure each leg separately — giving precise, mathematically guaranteed navigational information.</w:t>
             </w:r>
           </w:p>
         </w:tc>
@@ -1607,7 +1607,7 @@
                 <w:sz w:val="18"/>
                 <w:szCs w:val="18"/>
               </w:rPr>
-              <w:t xml:space="preserve">Students observed a full synthesis scenario: the ferry captain knows (1) the desired destination vector to Mbita from Kisumu (the intended resultant), (2) the lake current vector (a known external force), and must calculate (3) the required engine heading vector. Students drew all three vectors on a Lake Victoria grid, identified the vector equation: engine vector + current vector = resultant vector, and rearranged to solve for the engine vector. They also explored translation vectors — how a shape (e.g., a fishing zone boundary on the lake) is moved by adding a fixed translation vector to each vertex's position vector — connecting vectors to coordinate geometry.</w:t>
+              <w:t xml:space="preserve">Students observed their own Lesson 1 prediction drawings — simple, undirected east-pointing arrows — alongside the complete vector diagram of the ferry problem showing the engine vector [20, 0], the current vector [0, −8], and the resultant vector pointing south of east with magnitude ≈ 21.5 km/h at a bearing of ≈ 111.8°. They observed the DQB populated across 8 lessons, audited every question card with a traffic-light system, and witnessed all cards reach GREEN status through student-generated answers.</w:t>
             </w:r>
           </w:p>
         </w:tc>
@@ -1639,7 +1639,7 @@
                 <w:sz w:val="18"/>
                 <w:szCs w:val="18"/>
               </w:rPr>
-              <w:t xml:space="preserve">Students learned that: (1) two simultaneous vectors — the engine's push and the current's pull — combine by addition into a single resultant, and the engine heading can be found by subtracting the current vector from the desired resultant; (2) a translation vector moves every point in a plane by the same displacement, preserving shape and size; (3) the full toolkit of Vectors I (representation, addition, subtraction, scalar multiplication, magnitude, collinearity, and translation) provides the captain — and any navigator — with complete mathematical control over direction and displacement. Students revisited the driving question and articulated a full answer using precise vector language.</w:t>
+              <w:t xml:space="preserve">Students learned that: (1) two simultaneous vectors — the engine's eastward push and the current's southward pull — combine by addition into a single resultant vector, explaining exactly why the ferry missed Mbita; (2) the magnitude of the resultant (≈ 21.5 km/h, true distance ≈ 64.4 km) is found using Pythagoras' theorem on the component vectors; (3) the drift angle (≈ 21.8° south of east, bearing ≈ 111.8°) is found using trigonometry; (4) the corrective heading the captain needs (bearing ≈ 066.4°, angled ≈ 23.6° north of east) is found by reverse-engineering the vector addition so the northward component of engine velocity exactly cancels the southward current; (5) vectors differ from scalars because direction is mathematically encoded and changes the physical outcome — pointing east is not the same as pointing east while accounting for the current.</w:t>
             </w:r>
           </w:p>
         </w:tc>
@@ -1671,7 +1671,7 @@
                 <w:sz w:val="18"/>
                 <w:szCs w:val="18"/>
               </w:rPr>
-              <w:t xml:space="preserve">Teacher should facilitate a whole-class solution to the anchoring problem: 'The captain wants to reach Mbita — displacement vector (8 / 0). The current will push the ferry (0 / −3). What heading must the engine produce?' Students solve: engine vector = (8 / 0) − (0 / −3) = (8 / 3), magnitude = √(64 + 9) = √73 ≈ 8.54 km. The captain must aim slightly north of east. Cold-call six students in sequence to narrate each step of the solution. Pedagogical note: this lesson is the payoff for all prior lessons — insist that students explicitly name which concept (addition, subtraction, magnitude, etc.) they are using at each step, reinforcing the coherence of the unit. Ask: 'Which lesson gave us this tool?' for each step. Wait time: 10 seconds for the synthesis question. Close by returning to the DQ on the board and inviting students to answer it in their own words — a formative assessment of the full unit.</w:t>
+              <w:t xml:space="preserve">Students explained that the Kisumu ferry missed Mbita because the captain treated velocity as a scalar (speed only, pointing east) without accounting for the current as a second vector simultaneously acting on the vessel. The resultant of the two vectors pointed south of east, landing the ferry kilometres below Mbita. Using the full toolkit of Vectors I — column vector representation, vector addition, Pythagoras' theorem, trigonometric direction finding, and vector decomposition — the captain can calculate the precise corrective bearing that pre-compensates for any known current or wind, ensuring the ferry always arrives at the intended destination. This is why direction is not optional in describing real-world quantities: mathematics with direction saves time, resources, and lives.</w:t>
             </w:r>
           </w:p>
         </w:tc>
@@ -1795,7 +1795,7 @@
         </w:rPr>
         <w:t xml:space="preserve">© 2026 SeaVuria and ARES. This work is licensed under a </w:t>
       </w:r>
-      <w:hyperlink w:history="1" r:id="rIda77iddduogbw3xge6fcrd">
+      <w:hyperlink w:history="1" r:id="rIdlvou6-gzjxs7hknozz-e9">
         <w:r>
           <w:rPr>
             <w:rFonts w:ascii="Arial" w:cs="Arial" w:eastAsia="Arial" w:hAnsi="Arial"/>
@@ -1815,7 +1815,7 @@
         </w:rPr>
         <w:t xml:space="preserve"> (</w:t>
       </w:r>
-      <w:hyperlink w:history="1" r:id="rIdamdirxom7ayb_akd_tj_j">
+      <w:hyperlink w:history="1" r:id="rId7zpvp1a4mtb_qqnvlnwxn">
         <w:r>
           <w:rPr>
             <w:rFonts w:ascii="Arial" w:cs="Arial" w:eastAsia="Arial" w:hAnsi="Arial"/>
@@ -1835,7 +1835,7 @@
         </w:rPr>
         <w:t xml:space="preserve">). To view a copy of this license, visit </w:t>
       </w:r>
-      <w:hyperlink w:history="1" r:id="rId7wvakkr-ofgweigtxwh3f">
+      <w:hyperlink w:history="1" r:id="rIdny_4jiw4qz84sojbqagw7">
         <w:r>
           <w:rPr>
             <w:rFonts w:ascii="Arial" w:cs="Arial" w:eastAsia="Arial" w:hAnsi="Arial"/>

--- a/data/outputs/v2/Maths/SS3.3_Vectors_I/Mathematics_Vectors_I_SummaryTable.docx
+++ b/data/outputs/v2/Maths/SS3.3_Vectors_I/Mathematics_Vectors_I_SummaryTable.docx
@@ -1011,7 +1011,7 @@
                 <w:sz w:val="18"/>
                 <w:szCs w:val="18"/>
               </w:rPr>
-              <w:t xml:space="preserve">The ferry landed at point L, which is 16 km south of Mbita (point M), after the engine vector and current vector were combined. A dashed arrow on the diagram connected L to M and had unknown components. A Nakuru farmer also overshot a maize store when pulling a rope cart, landing at the wrong point.</w:t>
+              <w:t xml:space="preserve">The ferry landed at point L, which is 24 km south of Mbita (point M), after the engine vector and current vector were combined. A dashed arrow on the diagram connected L to M and had unknown components. A Nakuru farmer also overshot a maize store when pulling a rope cart, landing at the wrong point.</w:t>
             </w:r>
           </w:p>
         </w:tc>
@@ -1043,7 +1043,7 @@
                 <w:sz w:val="18"/>
                 <w:szCs w:val="18"/>
               </w:rPr>
-              <w:t xml:space="preserve">The negative of a vector reverses its direction while keeping the same magnitude. The zero vector results from adding a vector to its negative and represents no net displacement — a round trip. Vector subtraction a - b is the same as a + (-b) and is carried out component by component in column vector notation. The correction vector from L to M equals the column vector (0 above 16), found by subtracting the position vector of L from the position vector of M.</w:t>
+              <w:t xml:space="preserve">The negative of a vector reverses its direction while keeping the same magnitude. The zero vector results from adding a vector to its negative and represents no net displacement — a round trip. Vector subtraction a - b is the same as a + (-b) and is carried out component by component in column vector notation. The correction vector from L to M equals the column vector (0 above 24), found by subtracting the position vector of L from the position vector of M.</w:t>
             </w:r>
           </w:p>
         </w:tc>
@@ -1639,7 +1639,7 @@
                 <w:sz w:val="18"/>
                 <w:szCs w:val="18"/>
               </w:rPr>
-              <w:t xml:space="preserve">Students learned that: (1) two simultaneous vectors — the engine's eastward push and the current's southward pull — combine by addition into a single resultant vector, explaining exactly why the ferry missed Mbita; (2) the magnitude of the resultant (≈ 21.5 km/h, true distance ≈ 64.4 km) is found using Pythagoras' theorem on the component vectors; (3) the drift angle (≈ 21.8° south of east, bearing ≈ 111.8°) is found using trigonometry; (4) the corrective heading the captain needs (bearing ≈ 066.4°, angled ≈ 23.6° north of east) is found by reverse-engineering the vector addition so the northward component of engine velocity exactly cancels the southward current; (5) vectors differ from scalars because direction is mathematically encoded and changes the physical outcome — pointing east is not the same as pointing east while accounting for the current.</w:t>
+              <w:t xml:space="preserve">Students learned that: (1) two simultaneous vectors — the engine's eastward push and the current's southward pull — combine by addition into a single resultant vector, explaining exactly why the ferry missed Mbita; (2) the magnitude of the resultant (≈ 21.5 km/h, true distance ≈ 64.6 km) is found using Pythagoras' theorem on the component vectors; (3) the drift angle (≈ 21.8° south of east, bearing ≈ 111.8°) is found using trigonometry; (4) the corrective heading the captain needs (bearing ≈ 066.4°, angled ≈ 23.6° north of east) is found by reverse-engineering the vector addition so the northward component of engine velocity exactly cancels the southward current; (5) vectors differ from scalars because direction is mathematically encoded and changes the physical outcome — pointing east is not the same as pointing east while accounting for the current.</w:t>
             </w:r>
           </w:p>
         </w:tc>
@@ -1795,7 +1795,7 @@
         </w:rPr>
         <w:t xml:space="preserve">© 2026 SeaVuria and ARES. This work is licensed under a </w:t>
       </w:r>
-      <w:hyperlink w:history="1" r:id="rIdlvou6-gzjxs7hknozz-e9">
+      <w:hyperlink w:history="1" r:id="rIdwjkzku_fzxjnqgqnyf-mh">
         <w:r>
           <w:rPr>
             <w:rFonts w:ascii="Arial" w:cs="Arial" w:eastAsia="Arial" w:hAnsi="Arial"/>
@@ -1815,7 +1815,7 @@
         </w:rPr>
         <w:t xml:space="preserve"> (</w:t>
       </w:r>
-      <w:hyperlink w:history="1" r:id="rId7zpvp1a4mtb_qqnvlnwxn">
+      <w:hyperlink w:history="1" r:id="rIdsr0ovg_8fno00bbjivmp8">
         <w:r>
           <w:rPr>
             <w:rFonts w:ascii="Arial" w:cs="Arial" w:eastAsia="Arial" w:hAnsi="Arial"/>
@@ -1835,7 +1835,7 @@
         </w:rPr>
         <w:t xml:space="preserve">). To view a copy of this license, visit </w:t>
       </w:r>
-      <w:hyperlink w:history="1" r:id="rIdny_4jiw4qz84sojbqagw7">
+      <w:hyperlink w:history="1" r:id="rIdfwewieftzr2yhqs9tiej6">
         <w:r>
           <w:rPr>
             <w:rFonts w:ascii="Arial" w:cs="Arial" w:eastAsia="Arial" w:hAnsi="Arial"/>

--- a/data/outputs/v2/Maths/SS3.3_Vectors_I/Mathematics_Vectors_I_SummaryTable.docx
+++ b/data/outputs/v2/Maths/SS3.3_Vectors_I/Mathematics_Vectors_I_SummaryTable.docx
@@ -1795,7 +1795,7 @@
         </w:rPr>
         <w:t xml:space="preserve">© 2026 SeaVuria and ARES. This work is licensed under a </w:t>
       </w:r>
-      <w:hyperlink w:history="1" r:id="rIdwjkzku_fzxjnqgqnyf-mh">
+      <w:hyperlink w:history="1" r:id="rIdum4q3uly95tzki_ohm1nf">
         <w:r>
           <w:rPr>
             <w:rFonts w:ascii="Arial" w:cs="Arial" w:eastAsia="Arial" w:hAnsi="Arial"/>
@@ -1815,7 +1815,7 @@
         </w:rPr>
         <w:t xml:space="preserve"> (</w:t>
       </w:r>
-      <w:hyperlink w:history="1" r:id="rIdsr0ovg_8fno00bbjivmp8">
+      <w:hyperlink w:history="1" r:id="rIdu38luefcvnlwaayvtu_1c">
         <w:r>
           <w:rPr>
             <w:rFonts w:ascii="Arial" w:cs="Arial" w:eastAsia="Arial" w:hAnsi="Arial"/>
@@ -1835,7 +1835,7 @@
         </w:rPr>
         <w:t xml:space="preserve">). To view a copy of this license, visit </w:t>
       </w:r>
-      <w:hyperlink w:history="1" r:id="rIdfwewieftzr2yhqs9tiej6">
+      <w:hyperlink w:history="1" r:id="rId7nbukdji8oesyxb6yjbvm">
         <w:r>
           <w:rPr>
             <w:rFonts w:ascii="Arial" w:cs="Arial" w:eastAsia="Arial" w:hAnsi="Arial"/>

--- a/data/outputs/v2/Maths/SS3.3_Vectors_I/Mathematics_Vectors_I_SummaryTable.docx
+++ b/data/outputs/v2/Maths/SS3.3_Vectors_I/Mathematics_Vectors_I_SummaryTable.docx
@@ -1795,7 +1795,7 @@
         </w:rPr>
         <w:t xml:space="preserve">© 2026 SeaVuria and ARES. This work is licensed under a </w:t>
       </w:r>
-      <w:hyperlink w:history="1" r:id="rIdum4q3uly95tzki_ohm1nf">
+      <w:hyperlink w:history="1" r:id="rId6aye0khqyut0rxtnpw1ls">
         <w:r>
           <w:rPr>
             <w:rFonts w:ascii="Arial" w:cs="Arial" w:eastAsia="Arial" w:hAnsi="Arial"/>
@@ -1815,7 +1815,7 @@
         </w:rPr>
         <w:t xml:space="preserve"> (</w:t>
       </w:r>
-      <w:hyperlink w:history="1" r:id="rIdu38luefcvnlwaayvtu_1c">
+      <w:hyperlink w:history="1" r:id="rIde0v7u8zl9o7pj5gvg8ck5">
         <w:r>
           <w:rPr>
             <w:rFonts w:ascii="Arial" w:cs="Arial" w:eastAsia="Arial" w:hAnsi="Arial"/>
@@ -1835,7 +1835,7 @@
         </w:rPr>
         <w:t xml:space="preserve">). To view a copy of this license, visit </w:t>
       </w:r>
-      <w:hyperlink w:history="1" r:id="rId7nbukdji8oesyxb6yjbvm">
+      <w:hyperlink w:history="1" r:id="rIdnr3lumq3rwsdnuzeh46ry">
         <w:r>
           <w:rPr>
             <w:rFonts w:ascii="Arial" w:cs="Arial" w:eastAsia="Arial" w:hAnsi="Arial"/>

--- a/data/outputs/v2/Maths/SS3.3_Vectors_I/Mathematics_Vectors_I_SummaryTable.docx
+++ b/data/outputs/v2/Maths/SS3.3_Vectors_I/Mathematics_Vectors_I_SummaryTable.docx
@@ -1795,7 +1795,7 @@
         </w:rPr>
         <w:t xml:space="preserve">© 2026 SeaVuria and ARES. This work is licensed under a </w:t>
       </w:r>
-      <w:hyperlink w:history="1" r:id="rId6aye0khqyut0rxtnpw1ls">
+      <w:hyperlink w:history="1" r:id="rIdxgi_a-awr4pwxpl_edelg">
         <w:r>
           <w:rPr>
             <w:rFonts w:ascii="Arial" w:cs="Arial" w:eastAsia="Arial" w:hAnsi="Arial"/>
@@ -1815,7 +1815,7 @@
         </w:rPr>
         <w:t xml:space="preserve"> (</w:t>
       </w:r>
-      <w:hyperlink w:history="1" r:id="rIde0v7u8zl9o7pj5gvg8ck5">
+      <w:hyperlink w:history="1" r:id="rId1dx7kdctsmakymzxtjjyt">
         <w:r>
           <w:rPr>
             <w:rFonts w:ascii="Arial" w:cs="Arial" w:eastAsia="Arial" w:hAnsi="Arial"/>
@@ -1835,7 +1835,7 @@
         </w:rPr>
         <w:t xml:space="preserve">). To view a copy of this license, visit </w:t>
       </w:r>
-      <w:hyperlink w:history="1" r:id="rIdnr3lumq3rwsdnuzeh46ry">
+      <w:hyperlink w:history="1" r:id="rIddthnvr9ijex6xihtyeqgm">
         <w:r>
           <w:rPr>
             <w:rFonts w:ascii="Arial" w:cs="Arial" w:eastAsia="Arial" w:hAnsi="Arial"/>

--- a/data/outputs/v2/Maths/SS3.3_Vectors_I/Mathematics_Vectors_I_SummaryTable.docx
+++ b/data/outputs/v2/Maths/SS3.3_Vectors_I/Mathematics_Vectors_I_SummaryTable.docx
@@ -4,6 +4,7 @@
   <w:body>
     <w:p>
       <w:pPr>
+        <w:keepNext w:val="false"/>
         <w:spacing w:after="30" w:before="0"/>
         <w:jc w:val="center"/>
       </w:pPr>
@@ -23,6 +24,7 @@
     </w:p>
     <w:p>
       <w:pPr>
+        <w:keepNext w:val="false"/>
         <w:spacing w:after="60" w:before="0"/>
         <w:jc w:val="center"/>
       </w:pPr>
@@ -81,6 +83,7 @@
           </w:tcPr>
           <w:p>
             <w:pPr>
+              <w:keepNext w:val="false"/>
               <w:spacing w:after="40" w:before="0"/>
               <w:jc w:val="center"/>
             </w:pPr>
@@ -115,6 +118,7 @@
           </w:tcPr>
           <w:p>
             <w:pPr>
+              <w:keepNext w:val="false"/>
               <w:spacing w:after="40" w:before="0"/>
               <w:jc w:val="left"/>
             </w:pPr>
@@ -147,6 +151,7 @@
           </w:tcPr>
           <w:p>
             <w:pPr>
+              <w:keepNext w:val="false"/>
               <w:spacing w:after="40" w:before="0"/>
               <w:jc w:val="left"/>
             </w:pPr>
@@ -181,6 +186,7 @@
           </w:tcPr>
           <w:p>
             <w:pPr>
+              <w:keepNext w:val="false"/>
               <w:spacing w:after="40" w:before="0"/>
               <w:jc w:val="left"/>
             </w:pPr>
@@ -213,6 +219,7 @@
           </w:tcPr>
           <w:p>
             <w:pPr>
+              <w:keepNext w:val="false"/>
               <w:spacing w:after="40" w:before="0"/>
               <w:jc w:val="left"/>
             </w:pPr>
@@ -273,6 +280,7 @@
           </w:tcPr>
           <w:p>
             <w:pPr>
+              <w:keepNext w:val="false"/>
               <w:spacing w:after="40" w:before="0"/>
               <w:jc w:val="center"/>
             </w:pPr>
@@ -307,6 +315,7 @@
           </w:tcPr>
           <w:p>
             <w:pPr>
+              <w:keepNext w:val="false"/>
               <w:spacing w:after="40" w:before="0"/>
               <w:jc w:val="left"/>
             </w:pPr>
@@ -369,6 +378,7 @@
           </w:tcPr>
           <w:p>
             <w:pPr>
+              <w:keepNext w:val="false"/>
               <w:spacing w:after="40" w:before="0"/>
               <w:jc w:val="left"/>
             </w:pPr>
@@ -401,6 +411,7 @@
           </w:tcPr>
           <w:p>
             <w:pPr>
+              <w:keepNext w:val="false"/>
               <w:spacing w:after="40" w:before="0"/>
               <w:jc w:val="left"/>
             </w:pPr>
@@ -433,6 +444,7 @@
           </w:tcPr>
           <w:p>
             <w:pPr>
+              <w:keepNext w:val="false"/>
               <w:spacing w:after="40" w:before="0"/>
               <w:jc w:val="left"/>
             </w:pPr>
@@ -465,6 +477,7 @@
           </w:tcPr>
           <w:p>
             <w:pPr>
+              <w:keepNext w:val="false"/>
               <w:spacing w:after="40" w:before="0"/>
               <w:jc w:val="left"/>
             </w:pPr>
@@ -499,6 +512,7 @@
           </w:tcPr>
           <w:p>
             <w:pPr>
+              <w:keepNext w:val="false"/>
               <w:spacing w:after="40" w:before="0"/>
               <w:jc w:val="left"/>
             </w:pPr>
@@ -518,6 +532,7 @@
           </w:p>
           <w:p>
             <w:pPr>
+              <w:keepNext w:val="false"/>
               <w:spacing w:after="40" w:before="0"/>
               <w:jc w:val="left"/>
             </w:pPr>
@@ -550,6 +565,7 @@
           </w:tcPr>
           <w:p>
             <w:pPr>
+              <w:keepNext w:val="false"/>
               <w:spacing w:after="40" w:before="0"/>
               <w:jc w:val="left"/>
             </w:pPr>
@@ -582,6 +598,7 @@
           </w:tcPr>
           <w:p>
             <w:pPr>
+              <w:keepNext w:val="false"/>
               <w:spacing w:after="40" w:before="0"/>
               <w:jc w:val="left"/>
             </w:pPr>
@@ -614,6 +631,7 @@
           </w:tcPr>
           <w:p>
             <w:pPr>
+              <w:keepNext w:val="false"/>
               <w:spacing w:after="40" w:before="0"/>
               <w:jc w:val="left"/>
             </w:pPr>
@@ -648,6 +666,7 @@
           </w:tcPr>
           <w:p>
             <w:pPr>
+              <w:keepNext w:val="false"/>
               <w:spacing w:after="40" w:before="0"/>
               <w:jc w:val="left"/>
             </w:pPr>
@@ -667,6 +686,7 @@
           </w:p>
           <w:p>
             <w:pPr>
+              <w:keepNext w:val="false"/>
               <w:spacing w:after="40" w:before="0"/>
               <w:jc w:val="left"/>
             </w:pPr>
@@ -699,6 +719,7 @@
           </w:tcPr>
           <w:p>
             <w:pPr>
+              <w:keepNext w:val="false"/>
               <w:spacing w:after="40" w:before="0"/>
               <w:jc w:val="left"/>
             </w:pPr>
@@ -731,6 +752,7 @@
           </w:tcPr>
           <w:p>
             <w:pPr>
+              <w:keepNext w:val="false"/>
               <w:spacing w:after="40" w:before="0"/>
               <w:jc w:val="left"/>
             </w:pPr>
@@ -763,6 +785,7 @@
           </w:tcPr>
           <w:p>
             <w:pPr>
+              <w:keepNext w:val="false"/>
               <w:spacing w:after="40" w:before="0"/>
               <w:jc w:val="left"/>
             </w:pPr>
@@ -797,6 +820,7 @@
           </w:tcPr>
           <w:p>
             <w:pPr>
+              <w:keepNext w:val="false"/>
               <w:spacing w:after="40" w:before="0"/>
               <w:jc w:val="left"/>
             </w:pPr>
@@ -816,6 +840,7 @@
           </w:p>
           <w:p>
             <w:pPr>
+              <w:keepNext w:val="false"/>
               <w:spacing w:after="40" w:before="0"/>
               <w:jc w:val="left"/>
             </w:pPr>
@@ -848,6 +873,7 @@
           </w:tcPr>
           <w:p>
             <w:pPr>
+              <w:keepNext w:val="false"/>
               <w:spacing w:after="40" w:before="0"/>
               <w:jc w:val="left"/>
             </w:pPr>
@@ -880,6 +906,7 @@
           </w:tcPr>
           <w:p>
             <w:pPr>
+              <w:keepNext w:val="false"/>
               <w:spacing w:after="40" w:before="0"/>
               <w:jc w:val="left"/>
             </w:pPr>
@@ -912,6 +939,7 @@
           </w:tcPr>
           <w:p>
             <w:pPr>
+              <w:keepNext w:val="false"/>
               <w:spacing w:after="40" w:before="0"/>
               <w:jc w:val="left"/>
             </w:pPr>
@@ -946,6 +974,7 @@
           </w:tcPr>
           <w:p>
             <w:pPr>
+              <w:keepNext w:val="false"/>
               <w:spacing w:after="40" w:before="0"/>
               <w:jc w:val="left"/>
             </w:pPr>
@@ -965,6 +994,7 @@
           </w:p>
           <w:p>
             <w:pPr>
+              <w:keepNext w:val="false"/>
               <w:spacing w:after="40" w:before="0"/>
               <w:jc w:val="left"/>
             </w:pPr>
@@ -997,6 +1027,7 @@
           </w:tcPr>
           <w:p>
             <w:pPr>
+              <w:keepNext w:val="false"/>
               <w:spacing w:after="40" w:before="0"/>
               <w:jc w:val="left"/>
             </w:pPr>
@@ -1029,6 +1060,7 @@
           </w:tcPr>
           <w:p>
             <w:pPr>
+              <w:keepNext w:val="false"/>
               <w:spacing w:after="40" w:before="0"/>
               <w:jc w:val="left"/>
             </w:pPr>
@@ -1061,6 +1093,7 @@
           </w:tcPr>
           <w:p>
             <w:pPr>
+              <w:keepNext w:val="false"/>
               <w:spacing w:after="40" w:before="0"/>
               <w:jc w:val="left"/>
             </w:pPr>
@@ -1095,6 +1128,7 @@
           </w:tcPr>
           <w:p>
             <w:pPr>
+              <w:keepNext w:val="false"/>
               <w:spacing w:after="40" w:before="0"/>
               <w:jc w:val="left"/>
             </w:pPr>
@@ -1114,6 +1148,7 @@
           </w:p>
           <w:p>
             <w:pPr>
+              <w:keepNext w:val="false"/>
               <w:spacing w:after="40" w:before="0"/>
               <w:jc w:val="left"/>
             </w:pPr>
@@ -1146,6 +1181,7 @@
           </w:tcPr>
           <w:p>
             <w:pPr>
+              <w:keepNext w:val="false"/>
               <w:spacing w:after="40" w:before="0"/>
               <w:jc w:val="left"/>
             </w:pPr>
@@ -1178,6 +1214,7 @@
           </w:tcPr>
           <w:p>
             <w:pPr>
+              <w:keepNext w:val="false"/>
               <w:spacing w:after="40" w:before="0"/>
               <w:jc w:val="left"/>
             </w:pPr>
@@ -1210,6 +1247,7 @@
           </w:tcPr>
           <w:p>
             <w:pPr>
+              <w:keepNext w:val="false"/>
               <w:spacing w:after="40" w:before="0"/>
               <w:jc w:val="left"/>
             </w:pPr>
@@ -1244,6 +1282,7 @@
           </w:tcPr>
           <w:p>
             <w:pPr>
+              <w:keepNext w:val="false"/>
               <w:spacing w:after="40" w:before="0"/>
               <w:jc w:val="left"/>
             </w:pPr>
@@ -1263,6 +1302,7 @@
           </w:p>
           <w:p>
             <w:pPr>
+              <w:keepNext w:val="false"/>
               <w:spacing w:after="40" w:before="0"/>
               <w:jc w:val="left"/>
             </w:pPr>
@@ -1295,6 +1335,7 @@
           </w:tcPr>
           <w:p>
             <w:pPr>
+              <w:keepNext w:val="false"/>
               <w:spacing w:after="40" w:before="0"/>
               <w:jc w:val="left"/>
             </w:pPr>
@@ -1327,6 +1368,7 @@
           </w:tcPr>
           <w:p>
             <w:pPr>
+              <w:keepNext w:val="false"/>
               <w:spacing w:after="40" w:before="0"/>
               <w:jc w:val="left"/>
             </w:pPr>
@@ -1359,6 +1401,7 @@
           </w:tcPr>
           <w:p>
             <w:pPr>
+              <w:keepNext w:val="false"/>
               <w:spacing w:after="40" w:before="0"/>
               <w:jc w:val="left"/>
             </w:pPr>
@@ -1393,6 +1436,7 @@
           </w:tcPr>
           <w:p>
             <w:pPr>
+              <w:keepNext w:val="false"/>
               <w:spacing w:after="40" w:before="0"/>
               <w:jc w:val="left"/>
             </w:pPr>
@@ -1412,6 +1456,7 @@
           </w:p>
           <w:p>
             <w:pPr>
+              <w:keepNext w:val="false"/>
               <w:spacing w:after="40" w:before="0"/>
               <w:jc w:val="left"/>
             </w:pPr>
@@ -1444,6 +1489,7 @@
           </w:tcPr>
           <w:p>
             <w:pPr>
+              <w:keepNext w:val="false"/>
               <w:spacing w:after="40" w:before="0"/>
               <w:jc w:val="left"/>
             </w:pPr>
@@ -1476,6 +1522,7 @@
           </w:tcPr>
           <w:p>
             <w:pPr>
+              <w:keepNext w:val="false"/>
               <w:spacing w:after="40" w:before="0"/>
               <w:jc w:val="left"/>
             </w:pPr>
@@ -1508,6 +1555,7 @@
           </w:tcPr>
           <w:p>
             <w:pPr>
+              <w:keepNext w:val="false"/>
               <w:spacing w:after="40" w:before="0"/>
               <w:jc w:val="left"/>
             </w:pPr>
@@ -1542,6 +1590,7 @@
           </w:tcPr>
           <w:p>
             <w:pPr>
+              <w:keepNext w:val="false"/>
               <w:spacing w:after="40" w:before="0"/>
               <w:jc w:val="left"/>
             </w:pPr>
@@ -1561,6 +1610,7 @@
           </w:p>
           <w:p>
             <w:pPr>
+              <w:keepNext w:val="false"/>
               <w:spacing w:after="40" w:before="0"/>
               <w:jc w:val="left"/>
             </w:pPr>
@@ -1593,6 +1643,7 @@
           </w:tcPr>
           <w:p>
             <w:pPr>
+              <w:keepNext w:val="false"/>
               <w:spacing w:after="40" w:before="0"/>
               <w:jc w:val="left"/>
             </w:pPr>
@@ -1625,6 +1676,7 @@
           </w:tcPr>
           <w:p>
             <w:pPr>
+              <w:keepNext w:val="false"/>
               <w:spacing w:after="40" w:before="0"/>
               <w:jc w:val="left"/>
             </w:pPr>
@@ -1657,6 +1709,7 @@
           </w:tcPr>
           <w:p>
             <w:pPr>
+              <w:keepNext w:val="false"/>
               <w:spacing w:after="40" w:before="0"/>
               <w:jc w:val="left"/>
             </w:pPr>
@@ -1795,7 +1848,7 @@
         </w:rPr>
         <w:t xml:space="preserve">© 2026 SeaVuria and ARES. This work is licensed under a </w:t>
       </w:r>
-      <w:hyperlink w:history="1" r:id="rIdxgi_a-awr4pwxpl_edelg">
+      <w:hyperlink w:history="1" r:id="rIdzxqhfzze6ki_ut9fpq69_">
         <w:r>
           <w:rPr>
             <w:rFonts w:ascii="Arial" w:cs="Arial" w:eastAsia="Arial" w:hAnsi="Arial"/>
@@ -1815,7 +1868,7 @@
         </w:rPr>
         <w:t xml:space="preserve"> (</w:t>
       </w:r>
-      <w:hyperlink w:history="1" r:id="rId1dx7kdctsmakymzxtjjyt">
+      <w:hyperlink w:history="1" r:id="rIdok7bbm88j1foyx4-l1xg7">
         <w:r>
           <w:rPr>
             <w:rFonts w:ascii="Arial" w:cs="Arial" w:eastAsia="Arial" w:hAnsi="Arial"/>
@@ -1835,7 +1888,7 @@
         </w:rPr>
         <w:t xml:space="preserve">). To view a copy of this license, visit </w:t>
       </w:r>
-      <w:hyperlink w:history="1" r:id="rIddthnvr9ijex6xihtyeqgm">
+      <w:hyperlink w:history="1" r:id="rIdeqkaovfnhjc0row80qsyr">
         <w:r>
           <w:rPr>
             <w:rFonts w:ascii="Arial" w:cs="Arial" w:eastAsia="Arial" w:hAnsi="Arial"/>

--- a/data/outputs/v2/Maths/SS3.3_Vectors_I/Mathematics_Vectors_I_SummaryTable.docx
+++ b/data/outputs/v2/Maths/SS3.3_Vectors_I/Mathematics_Vectors_I_SummaryTable.docx
@@ -1848,7 +1848,7 @@
         </w:rPr>
         <w:t xml:space="preserve">© 2026 SeaVuria and ARES. This work is licensed under a </w:t>
       </w:r>
-      <w:hyperlink w:history="1" r:id="rIdzxqhfzze6ki_ut9fpq69_">
+      <w:hyperlink w:history="1" r:id="rIdyowjznxxrbjsrblalobnv">
         <w:r>
           <w:rPr>
             <w:rFonts w:ascii="Arial" w:cs="Arial" w:eastAsia="Arial" w:hAnsi="Arial"/>
@@ -1868,7 +1868,7 @@
         </w:rPr>
         <w:t xml:space="preserve"> (</w:t>
       </w:r>
-      <w:hyperlink w:history="1" r:id="rIdok7bbm88j1foyx4-l1xg7">
+      <w:hyperlink w:history="1" r:id="rIdmidym6sphmywtgevey2wt">
         <w:r>
           <w:rPr>
             <w:rFonts w:ascii="Arial" w:cs="Arial" w:eastAsia="Arial" w:hAnsi="Arial"/>
@@ -1888,7 +1888,7 @@
         </w:rPr>
         <w:t xml:space="preserve">). To view a copy of this license, visit </w:t>
       </w:r>
-      <w:hyperlink w:history="1" r:id="rIdeqkaovfnhjc0row80qsyr">
+      <w:hyperlink w:history="1" r:id="rIdsunwipp4qyb2w1cihbnvp">
         <w:r>
           <w:rPr>
             <w:rFonts w:ascii="Arial" w:cs="Arial" w:eastAsia="Arial" w:hAnsi="Arial"/>
